--- a/pr-preview/pr-310/linear-algebra-projections-tracked-changes.docx
+++ b/pr-preview/pr-310/linear-algebra-projections-tracked-changes.docx
@@ -16,7 +16,7 @@
       </w:pPr>
       <w:del w:id="1" w:author="PR Preview" w:date="2026-01-01T00:00:00Z">
         <w:r>
-          <w:delText xml:space="preserve">Last modified: 2026-10-15 08:28:32 (PDT)</w:delText>
+          <w:delText xml:space="preserve">Last modified: 2026-10-15 12:42:30 (PDT)</w:delText>
         </w:r>
       </w:del>
     </w:p>
@@ -26,7 +26,7 @@
       </w:pPr>
       <w:ins w:id="2" w:author="PR Preview" w:date="2026-01-01T00:00:00Z">
         <w:r>
-          <w:t xml:space="preserve">Last modified: 2026-10-15 08:32:48 (PDT)</w:t>
+          <w:t xml:space="preserve">Last modified: 2026-10-15 13:37:28 (PDT)</w:t>
         </w:r>
       </w:ins>
     </w:p>
@@ -7508,7 +7508,7 @@
           <w:rPr>
             <w:rStyle w:val="Hyperlink"/>
           </w:rPr>
-          <w:t xml:space="preserve">Definition 3 in Direct Sums and Orthogonal Complements</w:t>
+          <w:t xml:space="preserve">Definition 4 in Direct Sums and Orthogonal Complements</w:t>
         </w:r>
       </w:hyperlink>
       <w:r>
@@ -9800,7 +9800,7 @@
           <w:rPr>
             <w:rStyle w:val="Hyperlink"/>
           </w:rPr>
-          <w:t xml:space="preserve">Definition 4 in Direct Sums and Orthogonal Complements</w:t>
+          <w:t xml:space="preserve">Definition 5 in Direct Sums and Orthogonal Complements</w:t>
         </w:r>
       </w:hyperlink>
       <w:r>
@@ -12363,7 +12363,7 @@
                   <m:nor/>
                   <m:sty m:val="p"/>
                 </m:rPr>
-                <m:t>Definition 7 in Vectors</m:t>
+                <m:t>Definition 8 in Vectors</m:t>
               </m:r>
               <m:r>
                 <m:rPr>
@@ -12440,7 +12440,7 @@
           <w:rPr>
             <w:rStyle w:val="Hyperlink"/>
           </w:rPr>
-          <w:t xml:space="preserve">Definition 17 in Vectors</w:t>
+          <w:t xml:space="preserve">Definition 19 in Vectors</w:t>
         </w:r>
       </w:hyperlink>
       <w:r>
@@ -12513,7 +12513,7 @@
           <w:rPr>
             <w:rStyle w:val="Hyperlink"/>
           </w:rPr>
-          <w:t xml:space="preserve">Definition 10 in Matrices</w:t>
+          <w:t xml:space="preserve">Definition 12 in Matrices</w:t>
         </w:r>
       </w:hyperlink>
       <w:r>
@@ -17360,7 +17360,7 @@
           <w:rPr>
             <w:rStyle w:val="Hyperlink"/>
           </w:rPr>
-          <w:t xml:space="preserve">Definition 12 in Vectors</w:t>
+          <w:t xml:space="preserve">Definition 14 in Vectors</w:t>
         </w:r>
       </w:hyperlink>
       <w:r>
@@ -17577,7 +17577,7 @@
           <w:rPr>
             <w:rStyle w:val="Hyperlink"/>
           </w:rPr>
-          <w:t xml:space="preserve">Definition 12 in Vectors</w:t>
+          <w:t xml:space="preserve">Definition 14 in Vectors</w:t>
         </w:r>
       </w:hyperlink>
       <w:r>
@@ -20445,7 +20445,7 @@
           <w:rPr>
             <w:rStyle w:val="Hyperlink"/>
           </w:rPr>
-          <w:t xml:space="preserve">Definition 8 in Subspaces and Rank</w:t>
+          <w:t xml:space="preserve">Definition 9 in Subspaces and Rank</w:t>
         </w:r>
       </w:hyperlink>
       <w:r>
@@ -34619,7 +34619,7 @@
           <w:rPr>
             <w:rStyle w:val="Hyperlink"/>
           </w:rPr>
-          <w:t xml:space="preserve">Definition 10 in Column Space, Null Space and Rank-Nullity</w:t>
+          <w:t xml:space="preserve">Definition 11 in Column Space, Null Space and Rank-Nullity</w:t>
         </w:r>
       </w:hyperlink>
       <w:r>
@@ -40932,7 +40932,7 @@
           <w:rPr>
             <w:rStyle w:val="Hyperlink"/>
           </w:rPr>
-          <w:t xml:space="preserve">Definition 12 in Matrices</w:t>
+          <w:t xml:space="preserve">Definition 14 in Matrices</w:t>
         </w:r>
       </w:hyperlink>
       <w:r>
@@ -41348,7 +41348,7 @@
           <w:rPr>
             <w:rStyle w:val="Hyperlink"/>
           </w:rPr>
-          <w:t xml:space="preserve">Definition 11 in Matrices</w:t>
+          <w:t xml:space="preserve">Definition 13 in Matrices</w:t>
         </w:r>
       </w:hyperlink>
       <w:r>
@@ -47897,7 +47897,7 @@
           <w:rPr>
             <w:rStyle w:val="Hyperlink"/>
           </w:rPr>
-          <w:t xml:space="preserve">Definition 8 in Subspaces and Rank</w:t>
+          <w:t xml:space="preserve">Definition 9 in Subspaces and Rank</w:t>
         </w:r>
       </w:hyperlink>
       <w:r>
@@ -56211,7 +56211,7 @@
                   <m:nor/>
                   <m:sty m:val="p"/>
                 </m:rPr>
-                <m:t>Definition 11 in Matrices</m:t>
+                <m:t>Definition 13 in Matrices</m:t>
               </m:r>
               <m:r>
                 <m:rPr>
@@ -58435,7 +58435,7 @@
           <w:rPr>
             <w:rStyle w:val="Hyperlink"/>
           </w:rPr>
-          <w:t xml:space="preserve">Definition 17 in Vectors</w:t>
+          <w:t xml:space="preserve">Definition 19 in Vectors</w:t>
         </w:r>
       </w:hyperlink>
       <w:r>
